--- a/paper/ai-vuln-taxonomy-paper.docx
+++ b/paper/ai-vuln-taxonomy-paper.docx
@@ -93,6 +93,7 @@
     <w:p>
       <w:pPr>
         <w:pStyle w:val="Abstract"/>
+        <w:jc w:val="both"/>
       </w:pPr>
       <w:r>
         <w:t xml:space="preserve">AI coding assistants have become a routine part of software development, and a growing body of anecdotal and industry commentary suggests they introduce security vulnerabilities in patterns distinct from those found in human-authored code. This paper proposes a preliminary taxonomy of seven such patterns, grounded in a proposed causal account of why each pattern arises from the incentives of code-sample generation rather than from model capability limits. We implement a proof-of-concept static analysis scanner, </w:t>
@@ -136,6 +137,7 @@
     <w:p>
       <w:pPr>
         <w:pStyle w:val="FirstParagraph"/>
+        <w:jc w:val="both"/>
       </w:pPr>
       <w:r>
         <w:t xml:space="preserve">Since the widespread adoption of AI coding assistants (GitHub Copilot, Claude Code, and comparable tools), a recurring concern in developer and security communities is that AI-generated code exhibits security defects at a rate, and in a distribution, that differs meaningfully from human-authored code. This concern is largely anecdotal in the public discourse </w:t>
@@ -177,6 +179,7 @@
           <w:ilvl w:val="0"/>
           <w:numId w:val="2"/>
         </w:numPr>
+        <w:jc w:val="both"/>
       </w:pPr>
       <w:r>
         <w:t>A taxonomy of seven vulnerability patterns (Section </w:t>
@@ -209,6 +212,7 @@
           <w:ilvl w:val="0"/>
           <w:numId w:val="2"/>
         </w:numPr>
+        <w:jc w:val="both"/>
       </w:pPr>
       <w:r>
         <w:t xml:space="preserve">An open-source reference implementation, </w:t>
@@ -240,6 +244,7 @@
           <w:ilvl w:val="0"/>
           <w:numId w:val="2"/>
         </w:numPr>
+        <w:jc w:val="both"/>
       </w:pPr>
       <w:r>
         <w:lastRenderedPageBreak/>
@@ -260,6 +265,7 @@
     <w:p>
       <w:pPr>
         <w:pStyle w:val="FirstParagraph"/>
+        <w:jc w:val="both"/>
       </w:pPr>
       <w:r>
         <w:t xml:space="preserve">We emphasize at the outset that this is preliminary, small-sample </w:t>
@@ -289,6 +295,7 @@
     <w:p>
       <w:pPr>
         <w:pStyle w:val="FirstParagraph"/>
+        <w:jc w:val="both"/>
       </w:pPr>
       <w:r>
         <w:t xml:space="preserve">General-purpose static analysis tools for security </w:t>
@@ -325,6 +332,7 @@
     <w:p>
       <w:pPr>
         <w:pStyle w:val="BodyText"/>
+        <w:jc w:val="both"/>
       </w:pPr>
       <w:r>
         <w:t>Industry discussion of "</w:t>
@@ -353,6 +361,7 @@
     <w:p>
       <w:pPr>
         <w:pStyle w:val="FirstParagraph"/>
+        <w:jc w:val="both"/>
       </w:pPr>
       <w:r>
         <w:t>We propose the following seven patterns. For each, we state the pattern, a proposed causal account of why it is disproportionately associated with AI-assisted code generation specifically (as opposed to being simply possible in any code), and our detection approach.</w:t>
@@ -370,6 +379,7 @@
     <w:p>
       <w:pPr>
         <w:pStyle w:val="FirstParagraph"/>
+        <w:jc w:val="both"/>
       </w:pPr>
       <w:r>
         <w:t xml:space="preserve">A plausible-looking example credential (API key, connection string) is generated to make a code sample runnable, then copy-pasted into real code without substitution. </w:t>
@@ -398,6 +408,7 @@
     <w:p>
       <w:pPr>
         <w:pStyle w:val="FirstParagraph"/>
+        <w:jc w:val="both"/>
       </w:pPr>
       <w:r>
         <w:t xml:space="preserve">String interpolation into a query is the more narratively direct way to express “build a query using this variable” than explaining parameterization. </w:t>
@@ -430,6 +441,7 @@
     <w:p>
       <w:pPr>
         <w:pStyle w:val="FirstParagraph"/>
+        <w:jc w:val="both"/>
       </w:pPr>
       <w:r>
         <w:t xml:space="preserve">Analogous to AIVP-002: </w:t>
@@ -464,6 +476,7 @@
     <w:p>
       <w:pPr>
         <w:pStyle w:val="FirstParagraph"/>
+        <w:jc w:val="both"/>
       </w:pPr>
       <w:r>
         <w:t xml:space="preserve">Wildcard CORS origins, disabled TLS verification, and debug flags left enabled reduce setup friction in a self-contained example, where the model lacks the real-world context (actual allowed origins, a real certificate) needed to generate the hardened equivalent. </w:t>
@@ -492,6 +505,7 @@
     <w:p>
       <w:pPr>
         <w:pStyle w:val="FirstParagraph"/>
+        <w:jc w:val="both"/>
       </w:pPr>
       <w:r>
         <w:t>MD5/SHA1 and non-cryptographic random sources (</w:t>
@@ -544,6 +558,7 @@
     <w:p>
       <w:pPr>
         <w:pStyle w:val="FirstParagraph"/>
+        <w:jc w:val="both"/>
       </w:pPr>
       <w:r>
         <w:t xml:space="preserve">We consider this the most distinctly AI-associated pattern in the set. When an assistant is asked to add a route “like the others,” it regenerates the handler from a natural-language description rather than duplicating the existing code block; regeneration is where a previously-consistent step (an authorization middleware call) can silently drop, particularly across separate prompts or edits. We propose this differs structurally from a typical human-introduced authorization bug, where copy-paste duplication of an existing block tends to </w:t>
@@ -582,6 +597,7 @@
     <w:p>
       <w:pPr>
         <w:pStyle w:val="FirstParagraph"/>
+        <w:jc w:val="both"/>
       </w:pPr>
       <w:r>
         <w:t xml:space="preserve">Returning a raw exception object or stack trace directly in an HTTP response is the fastest way to make error handling visibly “work” during iterative generation; separating server-side logging from a generic client-facing message is a production concern not always present in a first-pass generation. </w:t>
@@ -600,6 +616,7 @@
     <w:p>
       <w:pPr>
         <w:pStyle w:val="BodyText"/>
+        <w:jc w:val="both"/>
       </w:pPr>
       <w:r>
         <w:t>The full catalog, including contribution guidelines for proposing additional patterns independent of whether a detection rule yet exists, is maintained openly at the project repository.</w:t>
@@ -620,6 +637,7 @@
     <w:p>
       <w:pPr>
         <w:pStyle w:val="FirstParagraph"/>
+        <w:jc w:val="both"/>
       </w:pPr>
       <w:r>
         <w:t xml:space="preserve">We implement </w:t>
@@ -656,6 +674,7 @@
     <w:p>
       <w:pPr>
         <w:pStyle w:val="BodyText"/>
+        <w:jc w:val="both"/>
       </w:pPr>
       <w:r>
         <w:t>We explicitly do not implement full abstract-syntax-tree-based taint analysis in this version; detection is regex- and structural-heuristic-based, which we discuss as a limitation in Section </w:t>
@@ -694,6 +713,7 @@
     <w:p>
       <w:pPr>
         <w:pStyle w:val="FirstParagraph"/>
+        <w:jc w:val="both"/>
       </w:pPr>
       <w:r>
         <w:t>We constructed a small hand-written test corpus of two files (one JavaScript/Express, one Python/Flask) deliberately containing instances of each pattern in Section </w:t>
@@ -723,6 +743,7 @@
     <w:p>
       <w:pPr>
         <w:pStyle w:val="FirstParagraph"/>
+        <w:jc w:val="both"/>
       </w:pPr>
       <w:r>
         <w:t>We compare against two established, independently maintained static analysis tools, run with their default, fully offline configurations:</w:t>
@@ -734,6 +755,7 @@
           <w:ilvl w:val="0"/>
           <w:numId w:val="3"/>
         </w:numPr>
+        <w:jc w:val="both"/>
       </w:pPr>
       <w:r>
         <w:rPr>
@@ -752,6 +774,7 @@
           <w:ilvl w:val="0"/>
           <w:numId w:val="3"/>
         </w:numPr>
+        <w:jc w:val="both"/>
       </w:pPr>
       <w:r>
         <w:rPr>
@@ -767,6 +790,7 @@
     <w:p>
       <w:pPr>
         <w:pStyle w:val="FirstParagraph"/>
+        <w:jc w:val="both"/>
       </w:pPr>
       <w:r>
         <w:t xml:space="preserve">We note that Semgrep [3], arguably the most prominent tool in this space, ships without a bundled offline rule set </w:t>
@@ -791,6 +815,7 @@
     <w:p>
       <w:pPr>
         <w:pStyle w:val="TableCaption"/>
+        <w:jc w:val="both"/>
       </w:pPr>
       <w:bookmarkStart w:id="15" w:name="tab:results"/>
       <w:r>
@@ -1396,6 +1421,7 @@
     <w:p>
       <w:pPr>
         <w:pStyle w:val="BodyText"/>
+        <w:jc w:val="both"/>
       </w:pPr>
       <w:r>
         <w:t xml:space="preserve">Across our corpus, </w:t>
@@ -1432,6 +1458,7 @@
     <w:p>
       <w:pPr>
         <w:pStyle w:val="FirstParagraph"/>
+        <w:jc w:val="both"/>
       </w:pPr>
       <w:r>
         <w:t xml:space="preserve">Two results are worth highlighting. First, the AIVP-006 (authorization-inconsistency) pattern has no analogue in either baseline tool’s detection surface </w:t>
@@ -1446,6 +1473,7 @@
     <w:p>
       <w:pPr>
         <w:pStyle w:val="BodyText"/>
+        <w:jc w:val="both"/>
       </w:pPr>
       <w:r>
         <w:t>Second, and reported candidly rather than omitted: our tool missed a SQL-injection instance that Bandit correctly caught, because our detection logic requires the tainted string literal to appear directly in the query-call argument, and does not trace data flow through an intermediate variable assignment. This is a direct consequence of using regex/structural heuristics rather than proper taint analysis, and we discuss it further in Section </w:t>
@@ -1483,6 +1511,7 @@
           <w:ilvl w:val="0"/>
           <w:numId w:val="4"/>
         </w:numPr>
+        <w:jc w:val="both"/>
       </w:pPr>
       <w:r>
         <w:rPr>
@@ -1501,6 +1530,7 @@
           <w:ilvl w:val="0"/>
           <w:numId w:val="4"/>
         </w:numPr>
+        <w:jc w:val="both"/>
       </w:pPr>
       <w:r>
         <w:rPr>
@@ -1530,6 +1560,7 @@
           <w:ilvl w:val="0"/>
           <w:numId w:val="4"/>
         </w:numPr>
+        <w:jc w:val="both"/>
       </w:pPr>
       <w:r>
         <w:rPr>
@@ -1548,6 +1579,7 @@
           <w:ilvl w:val="0"/>
           <w:numId w:val="4"/>
         </w:numPr>
+        <w:jc w:val="both"/>
       </w:pPr>
       <w:r>
         <w:rPr>
@@ -1584,6 +1616,7 @@
     <w:p>
       <w:pPr>
         <w:pStyle w:val="FirstParagraph"/>
+        <w:jc w:val="both"/>
       </w:pPr>
       <w:r>
         <w:t xml:space="preserve">We present a preliminary, seven-pattern taxonomy of vulnerabilities disproportionately associated with AI-assistant-generated code, an open-source reference scanner implementing detection for six of the seven patterns, and a small empirical comparison against two established baseline tools. We report our results candidly, including a case where our tool underperformed an established baseline, and frame the taxonomy itself </w:t>
@@ -1614,6 +1647,7 @@
     <w:p>
       <w:pPr>
         <w:pStyle w:val="FirstParagraph"/>
+        <w:jc w:val="both"/>
       </w:pPr>
       <w:r>
         <w:t xml:space="preserve">The taxonomy, reference implementation, and evaluation corpus described in this paper are published under the MIT license at </w:t>
@@ -1623,19 +1657,7 @@
           <w:rPr>
             <w:rStyle w:val="Hyperlink"/>
           </w:rPr>
-          <w:t>https://github.com/jitendra</w:t>
-        </w:r>
-        <w:r>
-          <w:rPr>
-            <w:rStyle w:val="Hyperlink"/>
-          </w:rPr>
-          <w:t>r</w:t>
-        </w:r>
-        <w:r>
-          <w:rPr>
-            <w:rStyle w:val="Hyperlink"/>
-          </w:rPr>
-          <w:t>out/ai-vuln-scan</w:t>
+          <w:t>https://github.com/jitendrarout/ai-vuln-scan</w:t>
         </w:r>
       </w:hyperlink>
       <w:r>
@@ -1656,6 +1678,7 @@
     <w:p>
       <w:pPr>
         <w:pStyle w:val="FirstParagraph"/>
+        <w:jc w:val="both"/>
       </w:pPr>
       <w:r>
         <w:t xml:space="preserve">[1] PyCQA. </w:t>
@@ -1675,19 +1698,7 @@
           <w:rPr>
             <w:rStyle w:val="Hyperlink"/>
           </w:rPr>
-          <w:t>https://bandit.read</w:t>
-        </w:r>
-        <w:r>
-          <w:rPr>
-            <w:rStyle w:val="Hyperlink"/>
-          </w:rPr>
-          <w:t>t</w:t>
-        </w:r>
-        <w:r>
-          <w:rPr>
-            <w:rStyle w:val="Hyperlink"/>
-          </w:rPr>
-          <w:t>hedocs.io</w:t>
+          <w:t>https://bandit.readthedocs.io</w:t>
         </w:r>
       </w:hyperlink>
     </w:p>
@@ -1713,19 +1724,7 @@
           <w:rPr>
             <w:rStyle w:val="Hyperlink"/>
           </w:rPr>
-          <w:t>https://github.com/eslint-community/es</w:t>
-        </w:r>
-        <w:r>
-          <w:rPr>
-            <w:rStyle w:val="Hyperlink"/>
-          </w:rPr>
-          <w:t>l</w:t>
-        </w:r>
-        <w:r>
-          <w:rPr>
-            <w:rStyle w:val="Hyperlink"/>
-          </w:rPr>
-          <w:t>int-plugin-security</w:t>
+          <w:t>https://github.com/eslint-community/eslint-plugin-security</w:t>
         </w:r>
       </w:hyperlink>
     </w:p>
@@ -1751,19 +1750,7 @@
           <w:rPr>
             <w:rStyle w:val="Hyperlink"/>
           </w:rPr>
-          <w:t>https://semg</w:t>
-        </w:r>
-        <w:r>
-          <w:rPr>
-            <w:rStyle w:val="Hyperlink"/>
-          </w:rPr>
-          <w:t>r</w:t>
-        </w:r>
-        <w:r>
-          <w:rPr>
-            <w:rStyle w:val="Hyperlink"/>
-          </w:rPr>
-          <w:t>ep.dev</w:t>
+          <w:t>https://semgrep.dev</w:t>
         </w:r>
       </w:hyperlink>
       <w:bookmarkEnd w:id="20"/>
